--- a/Эрих_Фромм.docx
+++ b/Эрих_Фромм.docx
@@ -11,14 +11,14 @@
         <w:rPr>
           <w:b/>
           <w:color w:val="1F4E79"/>
-          <w:sz w:val="34"/>
+          <w:sz w:val="32"/>
         </w:rPr>
         <w:t>Эрих Фромм</w:t>
       </w:r>
     </w:p>
     <w:p>
       <w:pPr>
-        <w:spacing w:after="240"/>
+        <w:spacing w:after="200"/>
         <w:jc w:val="center"/>
       </w:pPr>
       <w:r>
@@ -27,7 +27,7 @@
           <w:color w:val="595959"/>
           <w:sz w:val="21"/>
         </w:rPr>
-        <w:t>психолог, который учил свободе и любви  •  1900–1980</w:t>
+        <w:t>философ о свободе и любви • 1900–1980</w:t>
       </w:r>
     </w:p>
     <w:p>
@@ -36,12 +36,12 @@
         <w:jc w:val="both"/>
       </w:pPr>
       <w:r>
-        <w:t>Эрих Фромм — немецко-американский психолог и философ. Он первым соединил психоанализ Фрейда с социологией и задал простой, но неудобный вопрос: почему человек, получив свободу, так часто от неё убегает? Его книги читают уже семьдесят лет — потому что они не про пациентов на кушетке, а про каждого из нас.</w:t>
+        <w:t>Эрих Фромм (1900–1980) — немецкий и американский психолог и философ. Он изучал, как общество меняет человека. Его главная мысль простая: свободу и любовь не получают в готовом виде — им учатся.</w:t>
       </w:r>
     </w:p>
     <w:p>
       <w:pPr>
-        <w:spacing w:before="160" w:after="80"/>
+        <w:spacing w:before="140" w:after="60"/>
       </w:pPr>
       <w:r>
         <w:rPr>
@@ -49,7 +49,7 @@
           <w:color w:val="1F4E79"/>
           <w:sz w:val="25"/>
         </w:rPr>
-        <w:t>Детство: тревожный дом и один большой вопрос</w:t>
+        <w:t>Детство</w:t>
       </w:r>
     </w:p>
     <w:p>
@@ -58,7 +58,20 @@
         <w:jc w:val="both"/>
       </w:pPr>
       <w:r>
-        <w:t>Фромм родился 23 марта 1900 года во Франкфурте-на-Майне, единственным ребёнком в ортодоксальной еврейской семье. Отец, Нафтали, торговал вином и строго соблюдал традиции; мать, Роза, мечтала, что сын станет музыкантом. Дед и прадед были раввинами, и родные видели в нём продолжателя династии. Сам Фромм позже вспоминал: «Я был единственным ребёнком у двух очень тревожных родителей». Он учил латынь, играл на фортепиано, читал Талмуд — и любил пророков, а не рассказы о битвах.</w:t>
+        <w:t>Эрих родился 23 марта 1900 года во Франкфурте-на-Майне, в религиозной еврейской семье, и был единственным ребёнком. Отец торговал вином, мать мечтала, что сын станет музыкантом, а дед и прадед были раввинами. Дома было строго и тревожно. В 14 лет началась Первая мировая война, и мальчик не понимал, почему люди убивают друг друга. С этого вопроса и началась его философия.</w:t>
+      </w:r>
+    </w:p>
+    <w:p>
+      <w:pPr>
+        <w:spacing w:before="140" w:after="60"/>
+      </w:pPr>
+      <w:r>
+        <w:rPr>
+          <w:b/>
+          <w:color w:val="1F4E79"/>
+          <w:sz w:val="25"/>
+        </w:rPr>
+        <w:t>Учёба и работа</w:t>
       </w:r>
     </w:p>
     <w:p>
@@ -67,12 +80,12 @@
         <w:jc w:val="both"/>
       </w:pPr>
       <w:r>
-        <w:t>В четырнадцать лет грянула Первая мировая. Эрих не мог понять, что заставляет миллионы людей убивать друг друга. Этот вопрос стал делом его жизни: почему разумное существо так легко подчиняется и разрушает?</w:t>
+        <w:t>Сначала Эрих учился на юриста, но быстро понял, что это не его. Он перешёл в Гейдельбергский университет и выбрал социологию, психологию и философию; в 1922 году защитил диплом под руководством Альфреда Вебера. Затем увлёкся психоанализом — учением Фрейда — и стал помогать людям. С 1930 года он работал в Институте социальных исследований во Франкфурте, а когда к власти пришли нацисты, уехал в США, потом в Мексику.</w:t>
       </w:r>
     </w:p>
     <w:p>
       <w:pPr>
-        <w:spacing w:before="160" w:after="80"/>
+        <w:spacing w:before="140" w:after="60"/>
       </w:pPr>
       <w:r>
         <w:rPr>
@@ -80,7 +93,7 @@
           <w:color w:val="1F4E79"/>
           <w:sz w:val="25"/>
         </w:rPr>
-        <w:t>Как он стал учёным</w:t>
+        <w:t>Семья</w:t>
       </w:r>
     </w:p>
     <w:p>
@@ -89,12 +102,12 @@
         <w:jc w:val="both"/>
       </w:pPr>
       <w:r>
-        <w:t>В 1918 году он поступил на юриспруденцию во Франкфуртский университет, но через два семестра понял: не его. Перевёлся в Гейдельберг — социология, психология, философия. В 1922 году защитил докторскую о еврейском законе и жизни диаспоры под руководством Альфреда Вебера, младшего брата знаменитого Макса Вебера. Затем — психоанализ во Франкфурте и Берлине. С 1930 года Фромм заведует отделом социальной психологии в Институте социальных исследований; после прихода нацистов уезжает — Женева, Нью-Йорк, Колумбийский университет.</w:t>
+        <w:t>Фромм был женат трижды. Первая жена Фрида была старше его на десять лет и открыла ему психоанализ. Вторая, Хенни, тяжело болела — ради неё они и переехали в Мексику, где она вскоре умерла. Третья, Аннис, прожила с ним 27 лет. Своих детей не было, зато всю жизнь Фромм любил музыку и пел.</w:t>
       </w:r>
     </w:p>
     <w:p>
       <w:pPr>
-        <w:spacing w:before="160" w:after="80"/>
+        <w:spacing w:before="140" w:after="60"/>
       </w:pPr>
       <w:r>
         <w:rPr>
@@ -102,7 +115,156 @@
           <w:color w:val="1F4E79"/>
           <w:sz w:val="25"/>
         </w:rPr>
-        <w:t>Семья: три брака и двадцать семь лет с Аннис</w:t>
+        <w:t>Восемь интересных фактов</w:t>
+      </w:r>
+    </w:p>
+    <w:p>
+      <w:pPr>
+        <w:spacing w:after="80"/>
+        <w:ind w:left="397"/>
+        <w:jc w:val="both"/>
+      </w:pPr>
+      <w:r>
+        <w:rPr>
+          <w:b/>
+          <w:color w:val="1F4E79"/>
+        </w:rPr>
+        <w:t xml:space="preserve">1. Предсказал будущее. </w:t>
+      </w:r>
+      <w:r>
+        <w:t>В 1932 году Фромм опросил немецких рабочих: станут ли они бороться с Гитлером? Он ответил — нет, не станут. Через год так и вышло.</w:t>
+      </w:r>
+    </w:p>
+    <w:p>
+      <w:pPr>
+        <w:spacing w:after="80"/>
+        <w:ind w:left="397"/>
+        <w:jc w:val="both"/>
+      </w:pPr>
+      <w:r>
+        <w:rPr>
+          <w:b/>
+          <w:color w:val="1F4E79"/>
+        </w:rPr>
+        <w:t xml:space="preserve">2. Главная книга. </w:t>
+      </w:r>
+      <w:r>
+        <w:t>В 1941 году вышло «Бегство от свободы». Фромм объяснил: свобода — трудная вещь, поэтому от неё убегают — кто в подчинение сильному, кто в злость, а кто просто в жизнь «как все».</w:t>
+      </w:r>
+    </w:p>
+    <w:p>
+      <w:pPr>
+        <w:spacing w:after="80"/>
+        <w:ind w:left="397"/>
+        <w:jc w:val="both"/>
+      </w:pPr>
+      <w:r>
+        <w:rPr>
+          <w:b/>
+          <w:color w:val="1F4E79"/>
+        </w:rPr>
+        <w:t xml:space="preserve">3. Любовь — это умение. </w:t>
+      </w:r>
+      <w:r>
+        <w:t>В книге «Искусство любить» (1956) он написал: любовь не падает с неба, её делают. В ней четыре части: забота, ответственность, уважение и знание.</w:t>
+      </w:r>
+    </w:p>
+    <w:p>
+      <w:pPr>
+        <w:spacing w:after="80"/>
+        <w:ind w:left="397"/>
+        <w:jc w:val="both"/>
+      </w:pPr>
+      <w:r>
+        <w:rPr>
+          <w:b/>
+          <w:color w:val="1F4E79"/>
+        </w:rPr>
+        <w:t xml:space="preserve">4. Уроки Востока. </w:t>
+      </w:r>
+      <w:r>
+        <w:t>После смерти второй жены Фромм заинтересовался дзен-буддизмом и вместе с японским философом Судзуки написал книгу «Дзен-буддизм и психоанализ».</w:t>
+      </w:r>
+    </w:p>
+    <w:p>
+      <w:pPr>
+        <w:spacing w:after="80"/>
+        <w:ind w:left="397"/>
+        <w:jc w:val="both"/>
+      </w:pPr>
+      <w:r>
+        <w:rPr>
+          <w:b/>
+          <w:color w:val="1F4E79"/>
+        </w:rPr>
+        <w:t xml:space="preserve">5. Иметь или быть. </w:t>
+      </w:r>
+      <w:r>
+        <w:t>В одноимённой книге 1976 года он сравнил две жизни: копить вещи или расти самому. Счастье, по его мысли, — во втором.</w:t>
+      </w:r>
+    </w:p>
+    <w:p>
+      <w:pPr>
+        <w:spacing w:after="80"/>
+        <w:ind w:left="397"/>
+        <w:jc w:val="both"/>
+      </w:pPr>
+      <w:r>
+        <w:rPr>
+          <w:b/>
+          <w:color w:val="1F4E79"/>
+        </w:rPr>
+        <w:t xml:space="preserve">6. Человек как товар. </w:t>
+      </w:r>
+      <w:r>
+        <w:t>Фромм придумал выражение «рыночная личность»: в нашем мире человек часто продаёт себя, как вещь на полке, и ждёт, что его «купят».</w:t>
+      </w:r>
+    </w:p>
+    <w:p>
+      <w:pPr>
+        <w:spacing w:after="80"/>
+        <w:ind w:left="397"/>
+        <w:jc w:val="both"/>
+      </w:pPr>
+      <w:r>
+        <w:rPr>
+          <w:b/>
+          <w:color w:val="1F4E79"/>
+        </w:rPr>
+        <w:t xml:space="preserve">7. Любовь к живому. </w:t>
+      </w:r>
+      <w:r>
+        <w:t>Фромм делил людей на тех, кого тянет к живому и растущему (он называл это биофилией), и тех, кого тянет к мёртвому и разрушению. Выбор, по Фромму, за нами.</w:t>
+      </w:r>
+    </w:p>
+    <w:p>
+      <w:pPr>
+        <w:spacing w:after="80"/>
+        <w:ind w:left="397"/>
+        <w:jc w:val="both"/>
+      </w:pPr>
+      <w:r>
+        <w:rPr>
+          <w:b/>
+          <w:color w:val="1F4E79"/>
+        </w:rPr>
+        <w:t xml:space="preserve">8. Борец за мир. </w:t>
+      </w:r>
+      <w:r>
+        <w:t>Он выступал против ядерной гонки и войны во Вьетнаме, в 1966 году получил звание «Гуманист года». Умер Фромм 18 марта 1980 года — за пять дней до своего 80-летия.</w:t>
+      </w:r>
+    </w:p>
+    <w:p>
+      <w:pPr>
+        <w:spacing w:before="140" w:after="60"/>
+      </w:pPr>
+      <w:r>
+        <w:rPr>
+          <w:b/>
+          <w:color w:val="1F4E79"/>
+          <w:sz w:val="25"/>
+        </w:rPr>
+        <w:t>Итог</w:t>
       </w:r>
     </w:p>
     <w:p>
@@ -111,217 +273,12 @@
         <w:jc w:val="both"/>
       </w:pPr>
       <w:r>
-        <w:t>Первой женой в 1926 году стала Фрида Фромм-Райхман — психоаналитик на десять лет старше и его собственный терапевт. Брак распался, но они остались друзьями и коллегами. Второй женой в 1944 году стала фотограф Хенни Гурланд; ради её здоровья супруги в 1950 году перебрались в Мексику, где она вскоре умерла. Третья жена, американка Аннис Фриман, прожила с Фроммом двадцать семь лет. Своих детей не было, зато он дружил с пасынком Джозефом и всю жизнь пел хасидские песни — музыка оставалась его отдушиной.</w:t>
+        <w:t>Фромм учил: быть собой трудно, зато это и есть настоящая жизнь. Он верил, что человеку нужны не только вещи, но и смысл, надежда и любовь. И всему этому можно научиться — шаг за шагом, как любому делу.</w:t>
       </w:r>
     </w:p>
     <w:p>
       <w:pPr>
-        <w:spacing w:before="160" w:after="80"/>
-      </w:pPr>
-      <w:r>
-        <w:rPr>
-          <w:b/>
-          <w:color w:val="1F4E79"/>
-          <w:sz w:val="25"/>
-        </w:rPr>
-        <w:t>Десять интересных фактов — по порядку</w:t>
-      </w:r>
-    </w:p>
-    <w:p>
-      <w:pPr>
-        <w:spacing w:after="100"/>
-        <w:ind w:left="397"/>
-        <w:jc w:val="both"/>
-      </w:pPr>
-      <w:r>
-        <w:rPr>
-          <w:b/>
-          <w:color w:val="1F4E79"/>
-        </w:rPr>
-        <w:t xml:space="preserve">1. Прогноз, который сбылся. </w:t>
-      </w:r>
-      <w:r>
-        <w:t>В 1932 году Фромм провёл опрос немецких рабочих и служащих и пришёл к невесёлому выводу: серьёзного сопротивления Гитлеру не будет. Через год так и вышло — вывод оказался пугающе точным.</w:t>
-      </w:r>
-    </w:p>
-    <w:p>
-      <w:pPr>
-        <w:spacing w:after="100"/>
-        <w:ind w:left="397"/>
-        <w:jc w:val="both"/>
-      </w:pPr>
-      <w:r>
-        <w:rPr>
-          <w:b/>
-          <w:color w:val="1F4E79"/>
-        </w:rPr>
-        <w:t xml:space="preserve">2. Бегство от свободы. </w:t>
-      </w:r>
-      <w:r>
-        <w:t>В 1941 году вышла его самая знаменитая книга. Фромм показал: свобода тяжела, и от неё убегают тремя путями — в подчинение сильному, в разрушение и в «конформизм автомата», когда человек просто становится как все.</w:t>
-      </w:r>
-    </w:p>
-    <w:p>
-      <w:pPr>
-        <w:spacing w:after="100"/>
-        <w:ind w:left="397"/>
-        <w:jc w:val="both"/>
-      </w:pPr>
-      <w:r>
-        <w:rPr>
-          <w:b/>
-          <w:color w:val="1F4E79"/>
-        </w:rPr>
-        <w:t xml:space="preserve">3. Любовь — это навык, а не подарок судьбы. </w:t>
-      </w:r>
-      <w:r>
-        <w:t>«Искусство любить» (1956) разошлось миллионами экземпляров. Формула Фромма проста: забота, ответственность, уважение и знание. Любить — значит трудиться, а не «ждать чувства».</w:t>
-      </w:r>
-    </w:p>
-    <w:p>
-      <w:pPr>
-        <w:spacing w:after="100"/>
-        <w:ind w:left="397"/>
-        <w:jc w:val="both"/>
-      </w:pPr>
-      <w:r>
-        <w:rPr>
-          <w:b/>
-          <w:color w:val="1F4E79"/>
-        </w:rPr>
-        <w:t xml:space="preserve">4. Аналитик без медицинского диплома. </w:t>
-      </w:r>
-      <w:r>
-        <w:t>Фромм был социологом по образованию: врачом он не стал никогда. За это ортодоксальные фрейдисты считали его чужаком и в конце концов отстранили от обучения студентов.</w:t>
-      </w:r>
-    </w:p>
-    <w:p>
-      <w:pPr>
-        <w:spacing w:after="100"/>
-        <w:ind w:left="397"/>
-        <w:jc w:val="both"/>
-      </w:pPr>
-      <w:r>
-        <w:rPr>
-          <w:b/>
-          <w:color w:val="1F4E79"/>
-        </w:rPr>
-        <w:t xml:space="preserve">5. Дзен на кушетке. </w:t>
-      </w:r>
-      <w:r>
-        <w:t>После смерти второй жены он увлёкся мистикой и в 1960 году вместе с японским философом Д. Т. Судзуки выпустил книгу «Дзен-буддизм и психоанализ» — редкий для того времени диалог Востока и Запада.</w:t>
-      </w:r>
-    </w:p>
-    <w:p>
-      <w:pPr>
-        <w:spacing w:after="100"/>
-        <w:ind w:left="397"/>
-        <w:jc w:val="both"/>
-      </w:pPr>
-      <w:r>
-        <w:rPr>
-          <w:b/>
-          <w:color w:val="1F4E79"/>
-        </w:rPr>
-        <w:t xml:space="preserve">6. Иметь или быть? </w:t>
-      </w:r>
-      <w:r>
-        <w:t>Одноимённая книга 1976 года — его духовное завещание. Два способа жить: копить и владеть или же раскрываться и действовать. Задолго до слов «общество потребления» Фромм описал усталость от покупок, которая не лечится покупками.</w:t>
-      </w:r>
-    </w:p>
-    <w:p>
-      <w:pPr>
-        <w:spacing w:after="100"/>
-        <w:ind w:left="397"/>
-        <w:jc w:val="both"/>
-      </w:pPr>
-      <w:r>
-        <w:rPr>
-          <w:b/>
-          <w:color w:val="1F4E79"/>
-        </w:rPr>
-        <w:t xml:space="preserve">7. Человек как товар. </w:t>
-      </w:r>
-      <w:r>
-        <w:t>Фромм придумал термин «маркетинговая личность»: в рыночном мире мы продаём самих себя, как упаковку на полке, и ценим себя по цене спроса. Термину семьдесят лет, а звучит будто про соцсети.</w:t>
-      </w:r>
-    </w:p>
-    <w:p>
-      <w:pPr>
-        <w:spacing w:after="100"/>
-        <w:ind w:left="397"/>
-        <w:jc w:val="both"/>
-      </w:pPr>
-      <w:r>
-        <w:rPr>
-          <w:b/>
-          <w:color w:val="1F4E79"/>
-        </w:rPr>
-        <w:t xml:space="preserve">8. Биофилия против некрофилии. </w:t>
-      </w:r>
-      <w:r>
-        <w:t>Любовь к живому против тяги к мёртвому, машинному, неживому. По Фромму, это и есть главный выбор человека — тихий, ежедневный, без громких лозунгов.</w:t>
-      </w:r>
-    </w:p>
-    <w:p>
-      <w:pPr>
-        <w:spacing w:after="100"/>
-        <w:ind w:left="397"/>
-        <w:jc w:val="both"/>
-      </w:pPr>
-      <w:r>
-        <w:rPr>
-          <w:b/>
-          <w:color w:val="1F4E79"/>
-        </w:rPr>
-        <w:t xml:space="preserve">9. Учёный на баррикадах. </w:t>
-      </w:r>
-      <w:r>
-        <w:t>В 1957 году он стал сооснователем движения за разумную ядерную политику, открыто выступал против войны во Вьетнаме. В 1966 году его назвали «Гуманистом года», а в 1979-м он получил премию Нелли Закс.</w:t>
-      </w:r>
-    </w:p>
-    <w:p>
-      <w:pPr>
-        <w:spacing w:after="100"/>
-        <w:ind w:left="397"/>
-        <w:jc w:val="both"/>
-      </w:pPr>
-      <w:r>
-        <w:rPr>
-          <w:b/>
-          <w:color w:val="1F4E79"/>
-        </w:rPr>
-        <w:t xml:space="preserve">10. Мексика и финал. </w:t>
-      </w:r>
-      <w:r>
-        <w:t>С 1949 года — профессор Национального университета Мексики, основатель и директор Мексиканского института психоанализа до 1976 года. Фромм перенёс четыре инфаркта и всё равно работал: умер он 18 марта 1980 года в швейцарском Муральто — за пять дней до 80-летия и до выхода своего десятитомника.</w:t>
-      </w:r>
-    </w:p>
-    <w:p>
-      <w:pPr>
-        <w:spacing w:before="160" w:after="80"/>
-      </w:pPr>
-      <w:r>
-        <w:rPr>
-          <w:b/>
-          <w:color w:val="1F4E79"/>
-          <w:sz w:val="25"/>
-        </w:rPr>
-        <w:t>Что осталось</w:t>
-      </w:r>
-    </w:p>
-    <w:p>
-      <w:pPr>
-        <w:ind w:firstLine="567"/>
-        <w:jc w:val="both"/>
-      </w:pPr>
-      <w:r>
-        <w:t>Фромм верил: главная задача человека — «родить себя самому», стать собой, а не удобной копией всех остальных. Свобода пугает, любовь требует труда, но именно в этом труде и спрятано взрослое счастье. Мальчик из винной лавки во Франкфурте ответил на свой детский вопрос так: люди разрушают, когда не умеют любить, — а значит, любить можно научиться.</w:t>
-      </w:r>
-    </w:p>
-    <w:p>
-      <w:pPr>
-        <w:spacing w:before="160" w:after="200"/>
+        <w:spacing w:before="120" w:after="120"/>
         <w:jc w:val="center"/>
       </w:pPr>
       <w:r>
@@ -329,7 +286,7 @@
           <w:i/>
           <w:sz w:val="22"/>
         </w:rPr>
-        <w:t>«Любовь — это не отношение к одному человеку, это установка по отношению ко всему миру».</w:t>
+        <w:t>«Любовь — это не только отношение к одному человеку, а отношение ко всему миру».</w:t>
       </w:r>
     </w:p>
     <w:sectPr>
